--- a/Techniques Explanations/AI-Driven  Machine Learning & Clustering/clustering.docx
+++ b/Techniques Explanations/AI-Driven  Machine Learning & Clustering/clustering.docx
@@ -6,6 +6,7 @@
       <w:pPr>
         <w:rPr>
           <w:rFonts w:cs="B Nazanin"/>
+          <w:rtl/>
         </w:rPr>
       </w:pPr>
       <w:proofErr w:type="spellStart"/>
@@ -44,761 +45,6 @@
         </w:rPr>
         <w:br/>
         <w:t>در این ابزار، سه استراتژی مختلف برای تحلیل رفتار تجهیز تعبیه شده است:</w:t>
-      </w:r>
-      <w:r>
-        <w:rPr>
-          <w:rFonts w:cs="B Nazanin"/>
-          <w:rtl/>
-        </w:rPr>
-        <w:br/>
-      </w:r>
-      <w:r>
-        <w:rPr>
-          <w:rFonts w:cs="B Nazanin"/>
-          <w:rtl/>
-        </w:rPr>
-        <w:br/>
-        <w:t xml:space="preserve"> </w:t>
-      </w:r>
-      <w:proofErr w:type="spellStart"/>
-      <w:r>
-        <w:rPr>
-          <w:rFonts w:cs="B Nazanin"/>
-        </w:rPr>
-        <w:t>KMeans</w:t>
-      </w:r>
-      <w:proofErr w:type="spellEnd"/>
-      <w:r>
-        <w:rPr>
-          <w:rFonts w:cs="B Nazanin"/>
-        </w:rPr>
-        <w:t xml:space="preserve"> Clustering</w:t>
-      </w:r>
-      <w:r>
-        <w:rPr>
-          <w:rFonts w:cs="B Nazanin"/>
-          <w:rtl/>
-        </w:rPr>
-        <w:t xml:space="preserve">: نقاط داده را بر اساس شباهت رفتاری به ۳ دسته (خوشه) تقسیم </w:t>
-      </w:r>
-      <w:proofErr w:type="spellStart"/>
-      <w:r>
-        <w:rPr>
-          <w:rFonts w:cs="B Nazanin"/>
-          <w:rtl/>
-        </w:rPr>
-        <w:t>می‌کند</w:t>
-      </w:r>
-      <w:proofErr w:type="spellEnd"/>
-      <w:r>
-        <w:rPr>
-          <w:rFonts w:cs="B Nazanin"/>
-          <w:rtl/>
-        </w:rPr>
-        <w:t>. این روش برای شناسایی «</w:t>
-      </w:r>
-      <w:proofErr w:type="spellStart"/>
-      <w:r>
-        <w:rPr>
-          <w:rFonts w:cs="B Nazanin"/>
-          <w:rtl/>
-        </w:rPr>
-        <w:t>رژیم‌های</w:t>
-      </w:r>
-      <w:proofErr w:type="spellEnd"/>
-      <w:r>
-        <w:rPr>
-          <w:rFonts w:cs="B Nazanin"/>
-          <w:rtl/>
-        </w:rPr>
-        <w:t xml:space="preserve"> کاری» مختلف تجهیز (مثلاً بار کم، بار نامی، بار زیاد) عالی است.</w:t>
-      </w:r>
-      <w:r>
-        <w:rPr>
-          <w:rFonts w:cs="B Nazanin"/>
-          <w:rtl/>
-        </w:rPr>
-        <w:br/>
-        <w:t xml:space="preserve"> </w:t>
-      </w:r>
-      <w:r>
-        <w:rPr>
-          <w:rFonts w:cs="B Nazanin"/>
-        </w:rPr>
-        <w:t>DBSCAN (</w:t>
-      </w:r>
-      <w:proofErr w:type="spellStart"/>
-      <w:r>
-        <w:rPr>
-          <w:rFonts w:cs="B Nazanin"/>
-        </w:rPr>
-        <w:t>DensityBased</w:t>
-      </w:r>
-      <w:proofErr w:type="spellEnd"/>
-      <w:r>
-        <w:rPr>
-          <w:rFonts w:cs="B Nazanin"/>
-        </w:rPr>
-        <w:t>)</w:t>
-      </w:r>
-      <w:r>
-        <w:rPr>
-          <w:rFonts w:cs="B Nazanin"/>
-          <w:rtl/>
-        </w:rPr>
-        <w:t xml:space="preserve">: برخلاف روش قبلی، </w:t>
-      </w:r>
-      <w:proofErr w:type="spellStart"/>
-      <w:r>
-        <w:rPr>
-          <w:rFonts w:cs="B Nazanin"/>
-          <w:rtl/>
-        </w:rPr>
-        <w:t>خوشه‌ها</w:t>
-      </w:r>
-      <w:proofErr w:type="spellEnd"/>
-      <w:r>
-        <w:rPr>
-          <w:rFonts w:cs="B Nazanin"/>
-          <w:rtl/>
-        </w:rPr>
-        <w:t xml:space="preserve"> را بر اساس چگالی </w:t>
-      </w:r>
-      <w:proofErr w:type="spellStart"/>
-      <w:r>
-        <w:rPr>
-          <w:rFonts w:cs="B Nazanin"/>
-          <w:rtl/>
-        </w:rPr>
-        <w:t>داده‌ها</w:t>
-      </w:r>
-      <w:proofErr w:type="spellEnd"/>
-      <w:r>
-        <w:rPr>
-          <w:rFonts w:cs="B Nazanin"/>
-          <w:rtl/>
-        </w:rPr>
-        <w:t xml:space="preserve"> </w:t>
-      </w:r>
-      <w:proofErr w:type="spellStart"/>
-      <w:r>
-        <w:rPr>
-          <w:rFonts w:cs="B Nazanin"/>
-          <w:rtl/>
-        </w:rPr>
-        <w:t>می‌سازد</w:t>
-      </w:r>
-      <w:proofErr w:type="spellEnd"/>
-      <w:r>
-        <w:rPr>
-          <w:rFonts w:cs="B Nazanin"/>
-          <w:rtl/>
-        </w:rPr>
-        <w:t xml:space="preserve">. این روش در شناسایی نقاط </w:t>
-      </w:r>
-      <w:proofErr w:type="spellStart"/>
-      <w:r>
-        <w:rPr>
-          <w:rFonts w:cs="B Nazanin"/>
-          <w:rtl/>
-        </w:rPr>
-        <w:t>نویز</w:t>
-      </w:r>
-      <w:proofErr w:type="spellEnd"/>
-      <w:r>
-        <w:rPr>
-          <w:rFonts w:cs="B Nazanin"/>
-          <w:rtl/>
-        </w:rPr>
-        <w:t xml:space="preserve"> و </w:t>
-      </w:r>
-      <w:proofErr w:type="spellStart"/>
-      <w:r>
-        <w:rPr>
-          <w:rFonts w:cs="B Nazanin"/>
-          <w:rtl/>
-        </w:rPr>
-        <w:t>داده‌های</w:t>
-      </w:r>
-      <w:proofErr w:type="spellEnd"/>
-      <w:r>
-        <w:rPr>
-          <w:rFonts w:cs="B Nazanin"/>
-          <w:rtl/>
-        </w:rPr>
-        <w:t xml:space="preserve"> ناهنجار (</w:t>
-      </w:r>
-      <w:r>
-        <w:rPr>
-          <w:rFonts w:cs="B Nazanin"/>
-        </w:rPr>
-        <w:t>Outliers</w:t>
-      </w:r>
-      <w:r>
-        <w:rPr>
-          <w:rFonts w:cs="B Nazanin"/>
-          <w:rtl/>
-        </w:rPr>
-        <w:t xml:space="preserve">) که با هیچ الگوی </w:t>
-      </w:r>
-      <w:proofErr w:type="spellStart"/>
-      <w:r>
-        <w:rPr>
-          <w:rFonts w:cs="B Nazanin"/>
-          <w:rtl/>
-        </w:rPr>
-        <w:t>نرمالی</w:t>
-      </w:r>
-      <w:proofErr w:type="spellEnd"/>
-      <w:r>
-        <w:rPr>
-          <w:rFonts w:cs="B Nazanin"/>
-          <w:rtl/>
-        </w:rPr>
-        <w:t xml:space="preserve"> همخوانی ندارند، بسیار قدرتمند است.</w:t>
-      </w:r>
-      <w:r>
-        <w:rPr>
-          <w:rFonts w:cs="B Nazanin"/>
-          <w:rtl/>
-        </w:rPr>
-        <w:br/>
-        <w:t xml:space="preserve"> </w:t>
-      </w:r>
-      <w:r>
-        <w:rPr>
-          <w:rFonts w:cs="B Nazanin"/>
-        </w:rPr>
-        <w:t>LOF (Local Outlier Factor)</w:t>
-      </w:r>
-      <w:r>
-        <w:rPr>
-          <w:rFonts w:cs="B Nazanin"/>
-          <w:rtl/>
-        </w:rPr>
-        <w:t xml:space="preserve">: یک روش تشخیص ناهنجاری است که تمرکز آن بر «تغییر رفتار محلی» است. این </w:t>
-      </w:r>
-      <w:proofErr w:type="spellStart"/>
-      <w:r>
-        <w:rPr>
-          <w:rFonts w:cs="B Nazanin"/>
-          <w:rtl/>
-        </w:rPr>
-        <w:t>الگوریتم</w:t>
-      </w:r>
-      <w:proofErr w:type="spellEnd"/>
-      <w:r>
-        <w:rPr>
-          <w:rFonts w:cs="B Nazanin"/>
-          <w:rtl/>
-        </w:rPr>
-        <w:t xml:space="preserve"> تشخیص </w:t>
-      </w:r>
-      <w:proofErr w:type="spellStart"/>
-      <w:r>
-        <w:rPr>
-          <w:rFonts w:cs="B Nazanin"/>
-          <w:rtl/>
-        </w:rPr>
-        <w:t>می‌دهد</w:t>
-      </w:r>
-      <w:proofErr w:type="spellEnd"/>
-      <w:r>
-        <w:rPr>
-          <w:rFonts w:cs="B Nazanin"/>
-          <w:rtl/>
-        </w:rPr>
-        <w:t xml:space="preserve"> که آیا رفتار فعلی تجهیز نسبت به همسایگان زمانی و رفتاری خود دچار انحراف شده است یا خیر.</w:t>
-      </w:r>
-      <w:r>
-        <w:rPr>
-          <w:rFonts w:cs="B Nazanin"/>
-          <w:rtl/>
-        </w:rPr>
-        <w:br/>
-      </w:r>
-      <w:r>
-        <w:rPr>
-          <w:rFonts w:cs="B Nazanin"/>
-          <w:rtl/>
-        </w:rPr>
-        <w:br/>
-        <w:t xml:space="preserve"> شاخص تخریب (</w:t>
-      </w:r>
-      <w:r>
-        <w:rPr>
-          <w:rFonts w:cs="B Nazanin"/>
-        </w:rPr>
-        <w:t>Degradation Index</w:t>
-      </w:r>
-      <w:r>
-        <w:rPr>
-          <w:rFonts w:cs="B Nazanin"/>
-          <w:rtl/>
-        </w:rPr>
-        <w:t xml:space="preserve">) </w:t>
-      </w:r>
-      <w:r>
-        <w:rPr>
-          <w:rFonts w:cs="B Nazanin"/>
-          <w:rtl/>
-        </w:rPr>
-        <w:br/>
-      </w:r>
-      <w:proofErr w:type="spellStart"/>
-      <w:r>
-        <w:rPr>
-          <w:rFonts w:cs="B Nazanin"/>
-          <w:rtl/>
-        </w:rPr>
-        <w:t>مهم‌ترین</w:t>
-      </w:r>
-      <w:proofErr w:type="spellEnd"/>
-      <w:r>
-        <w:rPr>
-          <w:rFonts w:cs="B Nazanin"/>
-          <w:rtl/>
-        </w:rPr>
-        <w:t xml:space="preserve"> خروجی عددی این تحلیل، </w:t>
-      </w:r>
-      <w:r>
-        <w:rPr>
-          <w:rFonts w:cs="B Nazanin"/>
-        </w:rPr>
-        <w:t>Degradation Index</w:t>
-      </w:r>
-      <w:r>
-        <w:rPr>
-          <w:rFonts w:cs="B Nazanin"/>
-          <w:rtl/>
-        </w:rPr>
-        <w:t xml:space="preserve"> است.</w:t>
-      </w:r>
-      <w:r>
-        <w:rPr>
-          <w:rFonts w:cs="B Nazanin"/>
-          <w:rtl/>
-        </w:rPr>
-        <w:br/>
-        <w:t xml:space="preserve"> این شاخص </w:t>
-      </w:r>
-      <w:proofErr w:type="spellStart"/>
-      <w:r>
-        <w:rPr>
-          <w:rFonts w:cs="B Nazanin"/>
-          <w:rtl/>
-        </w:rPr>
-        <w:t>نشان‌دهنده</w:t>
-      </w:r>
-      <w:proofErr w:type="spellEnd"/>
-      <w:r>
-        <w:rPr>
-          <w:rFonts w:cs="B Nazanin"/>
-          <w:rtl/>
-        </w:rPr>
-        <w:t xml:space="preserve"> «فاصله </w:t>
-      </w:r>
-      <w:proofErr w:type="spellStart"/>
-      <w:r>
-        <w:rPr>
-          <w:rFonts w:cs="B Nazanin"/>
-          <w:rtl/>
-        </w:rPr>
-        <w:t>اقلیدسی</w:t>
-      </w:r>
-      <w:proofErr w:type="spellEnd"/>
-      <w:r>
-        <w:rPr>
-          <w:rFonts w:cs="B Nazanin"/>
-          <w:rtl/>
-        </w:rPr>
-        <w:t>» یا «میزان انحراف» نقطه فعلی از مرکز رفتار نرمال (</w:t>
-      </w:r>
-      <w:r>
-        <w:rPr>
-          <w:rFonts w:cs="B Nazanin"/>
-        </w:rPr>
-        <w:t>Centroid</w:t>
-      </w:r>
-      <w:r>
-        <w:rPr>
-          <w:rFonts w:cs="B Nazanin"/>
-          <w:rtl/>
-        </w:rPr>
-        <w:t>) است.</w:t>
-      </w:r>
-      <w:r>
-        <w:rPr>
-          <w:rFonts w:cs="B Nazanin"/>
-          <w:rtl/>
-        </w:rPr>
-        <w:br/>
-        <w:t xml:space="preserve"> تفسیر عدد: هرچه این عدد بزرگتر باشد، یعنی تجهیز از شرایط </w:t>
-      </w:r>
-      <w:proofErr w:type="spellStart"/>
-      <w:r>
-        <w:rPr>
-          <w:rFonts w:cs="B Nazanin"/>
-          <w:rtl/>
-        </w:rPr>
-        <w:t>ایده‌آل</w:t>
-      </w:r>
-      <w:proofErr w:type="spellEnd"/>
-      <w:r>
-        <w:rPr>
-          <w:rFonts w:cs="B Nazanin"/>
-          <w:rtl/>
-        </w:rPr>
-        <w:t xml:space="preserve"> طراحی یا شرایط عملیاتی پایدار خود فاصله گرفته است.</w:t>
-      </w:r>
-      <w:r>
-        <w:rPr>
-          <w:rFonts w:cs="B Nazanin"/>
-          <w:rtl/>
-        </w:rPr>
-        <w:br/>
-      </w:r>
-      <w:r>
-        <w:rPr>
-          <w:rFonts w:cs="B Nazanin"/>
-          <w:rtl/>
-        </w:rPr>
-        <w:br/>
-        <w:t xml:space="preserve"> تفسیر </w:t>
-      </w:r>
-      <w:proofErr w:type="spellStart"/>
-      <w:r>
-        <w:rPr>
-          <w:rFonts w:cs="B Nazanin"/>
-          <w:rtl/>
-        </w:rPr>
-        <w:t>وضعیت‌های</w:t>
-      </w:r>
-      <w:proofErr w:type="spellEnd"/>
-      <w:r>
-        <w:rPr>
-          <w:rFonts w:cs="B Nazanin"/>
-          <w:rtl/>
-        </w:rPr>
-        <w:t xml:space="preserve"> سلامت (</w:t>
-      </w:r>
-      <w:r>
-        <w:rPr>
-          <w:rFonts w:cs="B Nazanin"/>
-        </w:rPr>
-        <w:t>Health Status</w:t>
-      </w:r>
-      <w:r>
-        <w:rPr>
-          <w:rFonts w:cs="B Nazanin"/>
-          <w:rtl/>
-        </w:rPr>
-        <w:t>)</w:t>
-      </w:r>
-      <w:r>
-        <w:rPr>
-          <w:rFonts w:cs="B Nazanin"/>
-          <w:rtl/>
-        </w:rPr>
-        <w:br/>
-        <w:t>خروجی نهایی سیستم شامل سه برچسب استاندارد است که بر اساس سطح انحراف (</w:t>
-      </w:r>
-      <w:r>
-        <w:rPr>
-          <w:rFonts w:cs="B Nazanin"/>
-        </w:rPr>
-        <w:t>Degradation Index</w:t>
-      </w:r>
-      <w:r>
-        <w:rPr>
-          <w:rFonts w:cs="B Nazanin"/>
-          <w:rtl/>
-        </w:rPr>
-        <w:t xml:space="preserve">) تعیین </w:t>
-      </w:r>
-      <w:proofErr w:type="spellStart"/>
-      <w:r>
-        <w:rPr>
-          <w:rFonts w:cs="B Nazanin"/>
-          <w:rtl/>
-        </w:rPr>
-        <w:t>می‌شوند</w:t>
-      </w:r>
-      <w:proofErr w:type="spellEnd"/>
-      <w:r>
-        <w:rPr>
-          <w:rFonts w:cs="B Nazanin"/>
-          <w:rtl/>
-        </w:rPr>
-        <w:t>:</w:t>
-      </w:r>
-      <w:r>
-        <w:rPr>
-          <w:rFonts w:cs="B Nazanin"/>
-          <w:rtl/>
-        </w:rPr>
-        <w:br/>
-        <w:t xml:space="preserve">. </w:t>
-      </w:r>
-      <w:r>
-        <w:rPr>
-          <w:rFonts w:cs="B Nazanin"/>
-        </w:rPr>
-        <w:t>Healthy (Optimal Performance)</w:t>
-      </w:r>
-      <w:r>
-        <w:rPr>
-          <w:rFonts w:cs="B Nazanin"/>
-          <w:rtl/>
-        </w:rPr>
-        <w:t>:</w:t>
-      </w:r>
-      <w:r>
-        <w:rPr>
-          <w:rFonts w:cs="B Nazanin"/>
-          <w:rtl/>
-        </w:rPr>
-        <w:br/>
-        <w:t xml:space="preserve">مفهوم: تجهیز در </w:t>
-      </w:r>
-      <w:proofErr w:type="spellStart"/>
-      <w:r>
-        <w:rPr>
-          <w:rFonts w:cs="B Nazanin"/>
-          <w:rtl/>
-        </w:rPr>
-        <w:t>پایدارترین</w:t>
-      </w:r>
-      <w:proofErr w:type="spellEnd"/>
-      <w:r>
-        <w:rPr>
-          <w:rFonts w:cs="B Nazanin"/>
-          <w:rtl/>
-        </w:rPr>
-        <w:t xml:space="preserve"> حالت ممکن قرار دارد.</w:t>
-      </w:r>
-      <w:r>
-        <w:rPr>
-          <w:rFonts w:cs="B Nazanin"/>
-          <w:rtl/>
-        </w:rPr>
-        <w:br/>
-        <w:t xml:space="preserve">تفسیر: </w:t>
-      </w:r>
-      <w:proofErr w:type="spellStart"/>
-      <w:r>
-        <w:rPr>
-          <w:rFonts w:cs="B Nazanin"/>
-          <w:rtl/>
-        </w:rPr>
-        <w:t>داده‌ها</w:t>
-      </w:r>
-      <w:proofErr w:type="spellEnd"/>
-      <w:r>
-        <w:rPr>
-          <w:rFonts w:cs="B Nazanin"/>
-          <w:rtl/>
-        </w:rPr>
-        <w:t xml:space="preserve"> کاملاً در مرکز </w:t>
-      </w:r>
-      <w:proofErr w:type="spellStart"/>
-      <w:r>
-        <w:rPr>
-          <w:rFonts w:cs="B Nazanin"/>
-          <w:rtl/>
-        </w:rPr>
-        <w:t>خوشه‌های</w:t>
-      </w:r>
-      <w:proofErr w:type="spellEnd"/>
-      <w:r>
-        <w:rPr>
-          <w:rFonts w:cs="B Nazanin"/>
-          <w:rtl/>
-        </w:rPr>
-        <w:t xml:space="preserve"> نرمال هستند و هیچ انحرافی مشاهده </w:t>
-      </w:r>
-      <w:proofErr w:type="spellStart"/>
-      <w:r>
-        <w:rPr>
-          <w:rFonts w:cs="B Nazanin"/>
-          <w:rtl/>
-        </w:rPr>
-        <w:t>نمی‌شود</w:t>
-      </w:r>
-      <w:proofErr w:type="spellEnd"/>
-      <w:r>
-        <w:rPr>
-          <w:rFonts w:cs="B Nazanin"/>
-          <w:rtl/>
-        </w:rPr>
-        <w:t>.</w:t>
-      </w:r>
-      <w:r>
-        <w:rPr>
-          <w:rFonts w:cs="B Nazanin"/>
-          <w:rtl/>
-        </w:rPr>
-        <w:br/>
-        <w:t>اقدام: ادامه کارکرد عادی.</w:t>
-      </w:r>
-      <w:r>
-        <w:rPr>
-          <w:rFonts w:cs="B Nazanin"/>
-          <w:rtl/>
-        </w:rPr>
-        <w:br/>
-        <w:t xml:space="preserve">. </w:t>
-      </w:r>
-      <w:r>
-        <w:rPr>
-          <w:rFonts w:cs="B Nazanin"/>
-        </w:rPr>
-        <w:t>Observation Required (Pattern Change)</w:t>
-      </w:r>
-      <w:r>
-        <w:rPr>
-          <w:rFonts w:cs="B Nazanin"/>
-          <w:rtl/>
-        </w:rPr>
-        <w:t>:</w:t>
-      </w:r>
-      <w:r>
-        <w:rPr>
-          <w:rFonts w:cs="B Nazanin"/>
-          <w:rtl/>
-        </w:rPr>
-        <w:br/>
-        <w:t>مفهوم: یک تغییر الگوی جزئی شناسایی شده است.</w:t>
-      </w:r>
-      <w:r>
-        <w:rPr>
-          <w:rFonts w:cs="B Nazanin"/>
-          <w:rtl/>
-        </w:rPr>
-        <w:br/>
-        <w:t>تفسیر: شاخص تخریب (معمولاً بین ۱.۵ تا ۲.۵) افزایش یافته است. تجهیز هنوز خراب نیست، اما رفتار آن مثل همیشه نیست.</w:t>
-      </w:r>
-      <w:r>
-        <w:rPr>
-          <w:rFonts w:cs="B Nazanin"/>
-          <w:rtl/>
-        </w:rPr>
-        <w:br/>
-        <w:t xml:space="preserve">اقدام: بازرسی چشمی، چک کردن وضعیت </w:t>
-      </w:r>
-      <w:proofErr w:type="spellStart"/>
-      <w:r>
-        <w:rPr>
-          <w:rFonts w:cs="B Nazanin"/>
-          <w:rtl/>
-        </w:rPr>
-        <w:t>روانکاری</w:t>
-      </w:r>
-      <w:proofErr w:type="spellEnd"/>
-      <w:r>
-        <w:rPr>
-          <w:rFonts w:cs="B Nazanin"/>
-          <w:rtl/>
-        </w:rPr>
-        <w:t xml:space="preserve"> و پایش </w:t>
-      </w:r>
-      <w:proofErr w:type="spellStart"/>
-      <w:r>
-        <w:rPr>
-          <w:rFonts w:cs="B Nazanin"/>
-          <w:rtl/>
-        </w:rPr>
-        <w:t>دقیق‌تر</w:t>
-      </w:r>
-      <w:proofErr w:type="spellEnd"/>
-      <w:r>
-        <w:rPr>
-          <w:rFonts w:cs="B Nazanin"/>
-          <w:rtl/>
-        </w:rPr>
-        <w:t xml:space="preserve"> در روزهای آتی.</w:t>
-      </w:r>
-      <w:r>
-        <w:rPr>
-          <w:rFonts w:cs="B Nazanin"/>
-          <w:rtl/>
-        </w:rPr>
-        <w:br/>
-        <w:t xml:space="preserve">. </w:t>
-      </w:r>
-      <w:r>
-        <w:rPr>
-          <w:rFonts w:cs="B Nazanin"/>
-        </w:rPr>
-        <w:t>Investigation Needed (Operational Drift)</w:t>
-      </w:r>
-      <w:r>
-        <w:rPr>
-          <w:rFonts w:cs="B Nazanin"/>
-          <w:rtl/>
-        </w:rPr>
-        <w:t>:</w:t>
-      </w:r>
-      <w:r>
-        <w:rPr>
-          <w:rFonts w:cs="B Nazanin"/>
-          <w:rtl/>
-        </w:rPr>
-        <w:br/>
-        <w:t>مفهوم: انحراف شدید عملیاتی یا خروج از الگوی ایمن.</w:t>
-      </w:r>
-      <w:r>
-        <w:rPr>
-          <w:rFonts w:cs="B Nazanin"/>
-          <w:rtl/>
-        </w:rPr>
-        <w:br/>
-        <w:t xml:space="preserve">تفسیر: شاخص تخریب به سطح بحرانی (بالای ۲.۵) رسیده یا داده توسط </w:t>
-      </w:r>
-      <w:proofErr w:type="spellStart"/>
-      <w:r>
-        <w:rPr>
-          <w:rFonts w:cs="B Nazanin"/>
-          <w:rtl/>
-        </w:rPr>
-        <w:t>الگوریتم</w:t>
-      </w:r>
-      <w:proofErr w:type="spellEnd"/>
-      <w:r>
-        <w:rPr>
-          <w:rFonts w:cs="B Nazanin"/>
-          <w:rtl/>
-        </w:rPr>
-        <w:t xml:space="preserve"> به عنوان "</w:t>
-      </w:r>
-      <w:proofErr w:type="spellStart"/>
-      <w:r>
-        <w:rPr>
-          <w:rFonts w:cs="B Nazanin"/>
-          <w:rtl/>
-        </w:rPr>
-        <w:t>نویز</w:t>
-      </w:r>
-      <w:proofErr w:type="spellEnd"/>
-      <w:r>
-        <w:rPr>
-          <w:rFonts w:cs="B Nazanin"/>
-          <w:rtl/>
-        </w:rPr>
-        <w:t>/ناهنجاری" (</w:t>
-      </w:r>
-      <w:r>
-        <w:rPr>
-          <w:rFonts w:cs="B Nazanin"/>
-        </w:rPr>
-        <w:t>Outlier</w:t>
-      </w:r>
-      <w:r>
-        <w:rPr>
-          <w:rFonts w:cs="B Nazanin"/>
-          <w:rtl/>
-        </w:rPr>
-        <w:t>) شناخته شده است.</w:t>
       </w:r>
     </w:p>
     <w:p>
@@ -809,9 +55,824 @@
       </w:pPr>
       <w:r>
         <w:rPr>
-          <w:rFonts w:cs="B Nazanin"/>
-          <w:rtl/>
-        </w:rPr>
+          <w:rFonts w:cs="B Nazanin" w:hint="cs"/>
+          <w:rtl/>
+        </w:rPr>
+        <w:t xml:space="preserve">                       </w:t>
+      </w:r>
+      <w:r>
+        <w:rPr>
+          <w:rFonts w:cs="B Nazanin"/>
+          <w:noProof/>
+          <w:rtl/>
+          <w:lang w:val="fa-IR"/>
+        </w:rPr>
+        <w:drawing>
+          <wp:inline distT="0" distB="0" distL="0" distR="0" wp14:anchorId="4506A404" wp14:editId="7BD5B333">
+            <wp:extent cx="4184028" cy="1514475"/>
+            <wp:effectExtent l="0" t="0" r="6985" b="0"/>
+            <wp:docPr id="1" name="Picture 1"/>
+            <wp:cNvGraphicFramePr>
+              <a:graphicFrameLocks xmlns:a="http://schemas.openxmlformats.org/drawingml/2006/main" noChangeAspect="1"/>
+            </wp:cNvGraphicFramePr>
+            <a:graphic xmlns:a="http://schemas.openxmlformats.org/drawingml/2006/main">
+              <a:graphicData uri="http://schemas.openxmlformats.org/drawingml/2006/picture">
+                <pic:pic xmlns:pic="http://schemas.openxmlformats.org/drawingml/2006/picture">
+                  <pic:nvPicPr>
+                    <pic:cNvPr id="1" name="Picture 1"/>
+                    <pic:cNvPicPr/>
+                  </pic:nvPicPr>
+                  <pic:blipFill>
+                    <a:blip r:embed="rId4">
+                      <a:extLst>
+                        <a:ext uri="{28A0092B-C50C-407E-A947-70E740481C1C}">
+                          <a14:useLocalDpi xmlns:a14="http://schemas.microsoft.com/office/drawing/2010/main" val="0"/>
+                        </a:ext>
+                      </a:extLst>
+                    </a:blip>
+                    <a:stretch>
+                      <a:fillRect/>
+                    </a:stretch>
+                  </pic:blipFill>
+                  <pic:spPr>
+                    <a:xfrm>
+                      <a:off x="0" y="0"/>
+                      <a:ext cx="4190688" cy="1516886"/>
+                    </a:xfrm>
+                    <a:prstGeom prst="rect">
+                      <a:avLst/>
+                    </a:prstGeom>
+                  </pic:spPr>
+                </pic:pic>
+              </a:graphicData>
+            </a:graphic>
+          </wp:inline>
+        </w:drawing>
+      </w:r>
+      <w:r>
+        <w:rPr>
+          <w:rFonts w:cs="B Nazanin"/>
+          <w:rtl/>
+        </w:rPr>
+        <w:br/>
+      </w:r>
+      <w:r>
+        <w:rPr>
+          <w:rFonts w:cs="B Nazanin"/>
+          <w:rtl/>
+        </w:rPr>
+        <w:br/>
+        <w:t xml:space="preserve"> </w:t>
+      </w:r>
+      <w:proofErr w:type="spellStart"/>
+      <w:r>
+        <w:rPr>
+          <w:rFonts w:cs="B Nazanin"/>
+        </w:rPr>
+        <w:t>KMeans</w:t>
+      </w:r>
+      <w:proofErr w:type="spellEnd"/>
+      <w:r>
+        <w:rPr>
+          <w:rFonts w:cs="B Nazanin"/>
+        </w:rPr>
+        <w:t xml:space="preserve"> Clustering</w:t>
+      </w:r>
+      <w:r>
+        <w:rPr>
+          <w:rFonts w:cs="B Nazanin"/>
+          <w:rtl/>
+        </w:rPr>
+        <w:t xml:space="preserve">: نقاط داده را بر اساس شباهت رفتاری به ۳ دسته (خوشه) تقسیم </w:t>
+      </w:r>
+      <w:proofErr w:type="spellStart"/>
+      <w:r>
+        <w:rPr>
+          <w:rFonts w:cs="B Nazanin"/>
+          <w:rtl/>
+        </w:rPr>
+        <w:t>می‌کند</w:t>
+      </w:r>
+      <w:proofErr w:type="spellEnd"/>
+      <w:r>
+        <w:rPr>
+          <w:rFonts w:cs="B Nazanin"/>
+          <w:rtl/>
+        </w:rPr>
+        <w:t>. این روش برای شناسایی «</w:t>
+      </w:r>
+      <w:proofErr w:type="spellStart"/>
+      <w:r>
+        <w:rPr>
+          <w:rFonts w:cs="B Nazanin"/>
+          <w:rtl/>
+        </w:rPr>
+        <w:t>رژیم‌های</w:t>
+      </w:r>
+      <w:proofErr w:type="spellEnd"/>
+      <w:r>
+        <w:rPr>
+          <w:rFonts w:cs="B Nazanin"/>
+          <w:rtl/>
+        </w:rPr>
+        <w:t xml:space="preserve"> کاری» مختلف تجهیز (مثلاً بار کم، بار نامی، بار زیاد) </w:t>
+      </w:r>
+      <w:r>
+        <w:rPr>
+          <w:rFonts w:cs="B Nazanin" w:hint="cs"/>
+          <w:rtl/>
+        </w:rPr>
+        <w:t xml:space="preserve">مناسب </w:t>
+      </w:r>
+      <w:r>
+        <w:rPr>
+          <w:rFonts w:cs="B Nazanin"/>
+          <w:rtl/>
+        </w:rPr>
+        <w:t xml:space="preserve"> است.</w:t>
+      </w:r>
+      <w:r>
+        <w:rPr>
+          <w:rFonts w:cs="B Nazanin"/>
+          <w:rtl/>
+        </w:rPr>
+        <w:br/>
+        <w:t xml:space="preserve"> </w:t>
+      </w:r>
+      <w:r>
+        <w:rPr>
+          <w:rFonts w:cs="B Nazanin"/>
+        </w:rPr>
+        <w:t>DBSCAN (</w:t>
+      </w:r>
+      <w:proofErr w:type="spellStart"/>
+      <w:r>
+        <w:rPr>
+          <w:rFonts w:cs="B Nazanin"/>
+        </w:rPr>
+        <w:t>DensityBased</w:t>
+      </w:r>
+      <w:proofErr w:type="spellEnd"/>
+      <w:r>
+        <w:rPr>
+          <w:rFonts w:cs="B Nazanin"/>
+        </w:rPr>
+        <w:t>)</w:t>
+      </w:r>
+      <w:r>
+        <w:rPr>
+          <w:rFonts w:cs="B Nazanin"/>
+          <w:rtl/>
+        </w:rPr>
+        <w:t xml:space="preserve">: برخلاف روش قبلی، </w:t>
+      </w:r>
+      <w:proofErr w:type="spellStart"/>
+      <w:r>
+        <w:rPr>
+          <w:rFonts w:cs="B Nazanin"/>
+          <w:rtl/>
+        </w:rPr>
+        <w:t>خوشه‌ها</w:t>
+      </w:r>
+      <w:proofErr w:type="spellEnd"/>
+      <w:r>
+        <w:rPr>
+          <w:rFonts w:cs="B Nazanin"/>
+          <w:rtl/>
+        </w:rPr>
+        <w:t xml:space="preserve"> را بر اساس چگالی </w:t>
+      </w:r>
+      <w:proofErr w:type="spellStart"/>
+      <w:r>
+        <w:rPr>
+          <w:rFonts w:cs="B Nazanin"/>
+          <w:rtl/>
+        </w:rPr>
+        <w:t>داده‌ها</w:t>
+      </w:r>
+      <w:proofErr w:type="spellEnd"/>
+      <w:r>
+        <w:rPr>
+          <w:rFonts w:cs="B Nazanin"/>
+          <w:rtl/>
+        </w:rPr>
+        <w:t xml:space="preserve"> </w:t>
+      </w:r>
+      <w:proofErr w:type="spellStart"/>
+      <w:r>
+        <w:rPr>
+          <w:rFonts w:cs="B Nazanin"/>
+          <w:rtl/>
+        </w:rPr>
+        <w:t>می‌سازد</w:t>
+      </w:r>
+      <w:proofErr w:type="spellEnd"/>
+      <w:r>
+        <w:rPr>
+          <w:rFonts w:cs="B Nazanin"/>
+          <w:rtl/>
+        </w:rPr>
+        <w:t xml:space="preserve">. این روش در شناسایی نقاط </w:t>
+      </w:r>
+      <w:proofErr w:type="spellStart"/>
+      <w:r>
+        <w:rPr>
+          <w:rFonts w:cs="B Nazanin"/>
+          <w:rtl/>
+        </w:rPr>
+        <w:t>نویز</w:t>
+      </w:r>
+      <w:proofErr w:type="spellEnd"/>
+      <w:r>
+        <w:rPr>
+          <w:rFonts w:cs="B Nazanin"/>
+          <w:rtl/>
+        </w:rPr>
+        <w:t xml:space="preserve"> و </w:t>
+      </w:r>
+      <w:proofErr w:type="spellStart"/>
+      <w:r>
+        <w:rPr>
+          <w:rFonts w:cs="B Nazanin"/>
+          <w:rtl/>
+        </w:rPr>
+        <w:t>داده‌های</w:t>
+      </w:r>
+      <w:proofErr w:type="spellEnd"/>
+      <w:r>
+        <w:rPr>
+          <w:rFonts w:cs="B Nazanin"/>
+          <w:rtl/>
+        </w:rPr>
+        <w:t xml:space="preserve"> ناهنجار (</w:t>
+      </w:r>
+      <w:r>
+        <w:rPr>
+          <w:rFonts w:cs="B Nazanin"/>
+        </w:rPr>
+        <w:t>Outliers</w:t>
+      </w:r>
+      <w:r>
+        <w:rPr>
+          <w:rFonts w:cs="B Nazanin"/>
+          <w:rtl/>
+        </w:rPr>
+        <w:t xml:space="preserve">) که با هیچ الگوی </w:t>
+      </w:r>
+      <w:proofErr w:type="spellStart"/>
+      <w:r>
+        <w:rPr>
+          <w:rFonts w:cs="B Nazanin"/>
+          <w:rtl/>
+        </w:rPr>
+        <w:t>نرمالی</w:t>
+      </w:r>
+      <w:proofErr w:type="spellEnd"/>
+      <w:r>
+        <w:rPr>
+          <w:rFonts w:cs="B Nazanin"/>
+          <w:rtl/>
+        </w:rPr>
+        <w:t xml:space="preserve"> همخوانی ندارند، بسیار قدرتمند است.</w:t>
+      </w:r>
+      <w:r>
+        <w:rPr>
+          <w:rFonts w:cs="B Nazanin"/>
+          <w:rtl/>
+        </w:rPr>
+        <w:br/>
+        <w:t xml:space="preserve"> </w:t>
+      </w:r>
+      <w:r>
+        <w:rPr>
+          <w:rFonts w:cs="B Nazanin"/>
+        </w:rPr>
+        <w:t>LOF (Local Outlier Factor)</w:t>
+      </w:r>
+      <w:r>
+        <w:rPr>
+          <w:rFonts w:cs="B Nazanin"/>
+          <w:rtl/>
+        </w:rPr>
+        <w:t xml:space="preserve">: یک روش تشخیص ناهنجاری است که تمرکز آن بر «تغییر رفتار محلی» است. این </w:t>
+      </w:r>
+      <w:proofErr w:type="spellStart"/>
+      <w:r>
+        <w:rPr>
+          <w:rFonts w:cs="B Nazanin"/>
+          <w:rtl/>
+        </w:rPr>
+        <w:t>الگوریتم</w:t>
+      </w:r>
+      <w:proofErr w:type="spellEnd"/>
+      <w:r>
+        <w:rPr>
+          <w:rFonts w:cs="B Nazanin"/>
+          <w:rtl/>
+        </w:rPr>
+        <w:t xml:space="preserve"> تشخیص </w:t>
+      </w:r>
+      <w:proofErr w:type="spellStart"/>
+      <w:r>
+        <w:rPr>
+          <w:rFonts w:cs="B Nazanin"/>
+          <w:rtl/>
+        </w:rPr>
+        <w:t>می‌دهد</w:t>
+      </w:r>
+      <w:proofErr w:type="spellEnd"/>
+      <w:r>
+        <w:rPr>
+          <w:rFonts w:cs="B Nazanin"/>
+          <w:rtl/>
+        </w:rPr>
+        <w:t xml:space="preserve"> که آیا رفتار فعلی تجهیز نسبت به همسایگان زمانی و رفتاری خود دچار انحراف شده است یا خیر.</w:t>
+      </w:r>
+      <w:r>
+        <w:rPr>
+          <w:rFonts w:cs="B Nazanin"/>
+          <w:rtl/>
+        </w:rPr>
+        <w:br/>
+      </w:r>
+      <w:r>
+        <w:rPr>
+          <w:rFonts w:cs="B Nazanin"/>
+          <w:rtl/>
+        </w:rPr>
+        <w:br/>
+        <w:t xml:space="preserve"> شاخص تخریب (</w:t>
+      </w:r>
+      <w:r>
+        <w:rPr>
+          <w:rFonts w:cs="B Nazanin"/>
+        </w:rPr>
+        <w:t>Degradation Index</w:t>
+      </w:r>
+      <w:r>
+        <w:rPr>
+          <w:rFonts w:cs="B Nazanin"/>
+          <w:rtl/>
+        </w:rPr>
+        <w:t xml:space="preserve">) </w:t>
+      </w:r>
+      <w:r>
+        <w:rPr>
+          <w:rFonts w:cs="B Nazanin"/>
+          <w:rtl/>
+        </w:rPr>
+        <w:br/>
+      </w:r>
+      <w:proofErr w:type="spellStart"/>
+      <w:r>
+        <w:rPr>
+          <w:rFonts w:cs="B Nazanin"/>
+          <w:rtl/>
+        </w:rPr>
+        <w:t>مهم‌ترین</w:t>
+      </w:r>
+      <w:proofErr w:type="spellEnd"/>
+      <w:r>
+        <w:rPr>
+          <w:rFonts w:cs="B Nazanin"/>
+          <w:rtl/>
+        </w:rPr>
+        <w:t xml:space="preserve"> خروجی عددی این تحلیل، </w:t>
+      </w:r>
+      <w:r>
+        <w:rPr>
+          <w:rFonts w:cs="B Nazanin"/>
+        </w:rPr>
+        <w:t>Degradation Index</w:t>
+      </w:r>
+      <w:r>
+        <w:rPr>
+          <w:rFonts w:cs="B Nazanin"/>
+          <w:rtl/>
+        </w:rPr>
+        <w:t xml:space="preserve"> است.</w:t>
+      </w:r>
+      <w:r>
+        <w:rPr>
+          <w:rFonts w:cs="B Nazanin"/>
+          <w:rtl/>
+        </w:rPr>
+        <w:br/>
+        <w:t xml:space="preserve"> این شاخص </w:t>
+      </w:r>
+      <w:proofErr w:type="spellStart"/>
+      <w:r>
+        <w:rPr>
+          <w:rFonts w:cs="B Nazanin"/>
+          <w:rtl/>
+        </w:rPr>
+        <w:t>نشان‌دهنده</w:t>
+      </w:r>
+      <w:proofErr w:type="spellEnd"/>
+      <w:r>
+        <w:rPr>
+          <w:rFonts w:cs="B Nazanin"/>
+          <w:rtl/>
+        </w:rPr>
+        <w:t xml:space="preserve"> «فاصله </w:t>
+      </w:r>
+      <w:proofErr w:type="spellStart"/>
+      <w:r>
+        <w:rPr>
+          <w:rFonts w:cs="B Nazanin"/>
+          <w:rtl/>
+        </w:rPr>
+        <w:t>اقلیدسی</w:t>
+      </w:r>
+      <w:proofErr w:type="spellEnd"/>
+      <w:r>
+        <w:rPr>
+          <w:rFonts w:cs="B Nazanin"/>
+          <w:rtl/>
+        </w:rPr>
+        <w:t>» یا «میزان انحراف» نقطه فعلی از مرکز رفتار نرمال (</w:t>
+      </w:r>
+      <w:r>
+        <w:rPr>
+          <w:rFonts w:cs="B Nazanin"/>
+        </w:rPr>
+        <w:t>Centroid</w:t>
+      </w:r>
+      <w:r>
+        <w:rPr>
+          <w:rFonts w:cs="B Nazanin"/>
+          <w:rtl/>
+        </w:rPr>
+        <w:t>) است.</w:t>
+      </w:r>
+      <w:r>
+        <w:rPr>
+          <w:rFonts w:cs="B Nazanin"/>
+          <w:rtl/>
+        </w:rPr>
+        <w:br/>
+        <w:t xml:space="preserve"> تفسیر عدد: هرچه این عدد بزرگتر باشد، یعنی تجهیز از شرایط </w:t>
+      </w:r>
+      <w:proofErr w:type="spellStart"/>
+      <w:r>
+        <w:rPr>
+          <w:rFonts w:cs="B Nazanin"/>
+          <w:rtl/>
+        </w:rPr>
+        <w:t>ایده‌آل</w:t>
+      </w:r>
+      <w:proofErr w:type="spellEnd"/>
+      <w:r>
+        <w:rPr>
+          <w:rFonts w:cs="B Nazanin"/>
+          <w:rtl/>
+        </w:rPr>
+        <w:t xml:space="preserve"> طراحی یا شرایط عملیاتی پایدار خود فاصله گرفته است.</w:t>
+      </w:r>
+      <w:r>
+        <w:rPr>
+          <w:rFonts w:cs="B Nazanin"/>
+          <w:rtl/>
+        </w:rPr>
+        <w:br/>
+      </w:r>
+      <w:r>
+        <w:rPr>
+          <w:rFonts w:cs="B Nazanin"/>
+          <w:rtl/>
+        </w:rPr>
+        <w:br/>
+        <w:t xml:space="preserve"> تفسیر </w:t>
+      </w:r>
+      <w:proofErr w:type="spellStart"/>
+      <w:r>
+        <w:rPr>
+          <w:rFonts w:cs="B Nazanin"/>
+          <w:rtl/>
+        </w:rPr>
+        <w:t>وضعیت‌های</w:t>
+      </w:r>
+      <w:proofErr w:type="spellEnd"/>
+      <w:r>
+        <w:rPr>
+          <w:rFonts w:cs="B Nazanin"/>
+          <w:rtl/>
+        </w:rPr>
+        <w:t xml:space="preserve"> سلامت (</w:t>
+      </w:r>
+      <w:r>
+        <w:rPr>
+          <w:rFonts w:cs="B Nazanin"/>
+        </w:rPr>
+        <w:t>Health Status</w:t>
+      </w:r>
+      <w:r>
+        <w:rPr>
+          <w:rFonts w:cs="B Nazanin"/>
+          <w:rtl/>
+        </w:rPr>
+        <w:t>)</w:t>
+      </w:r>
+      <w:r>
+        <w:rPr>
+          <w:rFonts w:cs="B Nazanin"/>
+          <w:rtl/>
+        </w:rPr>
+        <w:br/>
+        <w:t>خروجی نهایی سیستم شامل سه برچسب استاندارد است که بر اساس سطح انحراف (</w:t>
+      </w:r>
+      <w:r>
+        <w:rPr>
+          <w:rFonts w:cs="B Nazanin"/>
+        </w:rPr>
+        <w:t>Degradation Index</w:t>
+      </w:r>
+      <w:r>
+        <w:rPr>
+          <w:rFonts w:cs="B Nazanin"/>
+          <w:rtl/>
+        </w:rPr>
+        <w:t xml:space="preserve">) تعیین </w:t>
+      </w:r>
+      <w:proofErr w:type="spellStart"/>
+      <w:r>
+        <w:rPr>
+          <w:rFonts w:cs="B Nazanin"/>
+          <w:rtl/>
+        </w:rPr>
+        <w:t>می‌شوند</w:t>
+      </w:r>
+      <w:proofErr w:type="spellEnd"/>
+      <w:r>
+        <w:rPr>
+          <w:rFonts w:cs="B Nazanin"/>
+          <w:rtl/>
+        </w:rPr>
+        <w:t>:</w:t>
+      </w:r>
+      <w:r>
+        <w:rPr>
+          <w:rFonts w:cs="B Nazanin"/>
+          <w:rtl/>
+        </w:rPr>
+        <w:br/>
+        <w:t xml:space="preserve">. </w:t>
+      </w:r>
+      <w:r>
+        <w:rPr>
+          <w:rFonts w:cs="B Nazanin"/>
+        </w:rPr>
+        <w:t>Healthy (Optimal Performance)</w:t>
+      </w:r>
+      <w:r>
+        <w:rPr>
+          <w:rFonts w:cs="B Nazanin"/>
+          <w:rtl/>
+        </w:rPr>
+        <w:t>:</w:t>
+      </w:r>
+      <w:r>
+        <w:rPr>
+          <w:rFonts w:cs="B Nazanin"/>
+          <w:rtl/>
+        </w:rPr>
+        <w:br/>
+        <w:t xml:space="preserve">مفهوم: تجهیز در </w:t>
+      </w:r>
+      <w:proofErr w:type="spellStart"/>
+      <w:r>
+        <w:rPr>
+          <w:rFonts w:cs="B Nazanin"/>
+          <w:rtl/>
+        </w:rPr>
+        <w:t>پایدارترین</w:t>
+      </w:r>
+      <w:proofErr w:type="spellEnd"/>
+      <w:r>
+        <w:rPr>
+          <w:rFonts w:cs="B Nazanin"/>
+          <w:rtl/>
+        </w:rPr>
+        <w:t xml:space="preserve"> حالت ممکن قرار دارد.</w:t>
+      </w:r>
+      <w:r>
+        <w:rPr>
+          <w:rFonts w:cs="B Nazanin"/>
+          <w:rtl/>
+        </w:rPr>
+        <w:br/>
+        <w:t xml:space="preserve">تفسیر: </w:t>
+      </w:r>
+      <w:proofErr w:type="spellStart"/>
+      <w:r>
+        <w:rPr>
+          <w:rFonts w:cs="B Nazanin"/>
+          <w:rtl/>
+        </w:rPr>
+        <w:t>داده‌ها</w:t>
+      </w:r>
+      <w:proofErr w:type="spellEnd"/>
+      <w:r>
+        <w:rPr>
+          <w:rFonts w:cs="B Nazanin"/>
+          <w:rtl/>
+        </w:rPr>
+        <w:t xml:space="preserve"> کاملاً در مرکز </w:t>
+      </w:r>
+      <w:proofErr w:type="spellStart"/>
+      <w:r>
+        <w:rPr>
+          <w:rFonts w:cs="B Nazanin"/>
+          <w:rtl/>
+        </w:rPr>
+        <w:t>خوشه‌های</w:t>
+      </w:r>
+      <w:proofErr w:type="spellEnd"/>
+      <w:r>
+        <w:rPr>
+          <w:rFonts w:cs="B Nazanin"/>
+          <w:rtl/>
+        </w:rPr>
+        <w:t xml:space="preserve"> نرمال هستند و هیچ انحرافی مشاهده </w:t>
+      </w:r>
+      <w:proofErr w:type="spellStart"/>
+      <w:r>
+        <w:rPr>
+          <w:rFonts w:cs="B Nazanin"/>
+          <w:rtl/>
+        </w:rPr>
+        <w:t>نمی‌شود</w:t>
+      </w:r>
+      <w:proofErr w:type="spellEnd"/>
+      <w:r>
+        <w:rPr>
+          <w:rFonts w:cs="B Nazanin"/>
+          <w:rtl/>
+        </w:rPr>
+        <w:t>.</w:t>
+      </w:r>
+      <w:r>
+        <w:rPr>
+          <w:rFonts w:cs="B Nazanin"/>
+          <w:rtl/>
+        </w:rPr>
+        <w:br/>
+        <w:t>اقدام: ادامه کارکرد عادی.</w:t>
+      </w:r>
+      <w:r>
+        <w:rPr>
+          <w:rFonts w:cs="B Nazanin"/>
+          <w:rtl/>
+        </w:rPr>
+        <w:br/>
+        <w:t xml:space="preserve">. </w:t>
+      </w:r>
+      <w:r>
+        <w:rPr>
+          <w:rFonts w:cs="B Nazanin"/>
+        </w:rPr>
+        <w:t>Observation Required (Pattern Change)</w:t>
+      </w:r>
+      <w:r>
+        <w:rPr>
+          <w:rFonts w:cs="B Nazanin"/>
+          <w:rtl/>
+        </w:rPr>
+        <w:t>:</w:t>
+      </w:r>
+      <w:r>
+        <w:rPr>
+          <w:rFonts w:cs="B Nazanin"/>
+          <w:rtl/>
+        </w:rPr>
+        <w:br/>
+        <w:t>مفهوم: یک تغییر الگوی جزئی شناسایی شده است.</w:t>
+      </w:r>
+      <w:r>
+        <w:rPr>
+          <w:rFonts w:cs="B Nazanin"/>
+          <w:rtl/>
+        </w:rPr>
+        <w:br/>
+        <w:t>تفسیر: شاخص تخریب (معمولاً بین ۱.۵ تا ۲.۵) افزایش یافته است. تجهیز هنوز خراب نیست، اما رفتار آن مثل همیشه نیست.</w:t>
+      </w:r>
+      <w:r>
+        <w:rPr>
+          <w:rFonts w:cs="B Nazanin"/>
+          <w:rtl/>
+        </w:rPr>
+        <w:br/>
+        <w:t xml:space="preserve">اقدام: بازرسی </w:t>
+      </w:r>
+      <w:r>
+        <w:rPr>
+          <w:rFonts w:cs="B Nazanin" w:hint="cs"/>
+          <w:rtl/>
+        </w:rPr>
+        <w:t>بیشتر</w:t>
+      </w:r>
+      <w:r>
+        <w:rPr>
+          <w:rFonts w:cs="B Nazanin"/>
+          <w:rtl/>
+        </w:rPr>
+        <w:t>.</w:t>
+      </w:r>
+      <w:r>
+        <w:rPr>
+          <w:rFonts w:cs="B Nazanin"/>
+          <w:rtl/>
+        </w:rPr>
+        <w:br/>
+        <w:t xml:space="preserve">. </w:t>
+      </w:r>
+      <w:r>
+        <w:rPr>
+          <w:rFonts w:cs="B Nazanin"/>
+        </w:rPr>
+        <w:t>Investigation Needed (Operational Drift)</w:t>
+      </w:r>
+      <w:r>
+        <w:rPr>
+          <w:rFonts w:cs="B Nazanin"/>
+          <w:rtl/>
+        </w:rPr>
+        <w:t>:</w:t>
+      </w:r>
+      <w:r>
+        <w:rPr>
+          <w:rFonts w:cs="B Nazanin"/>
+          <w:rtl/>
+        </w:rPr>
+        <w:br/>
+        <w:t>مفهوم: انحراف شدید عملیاتی یا خروج از الگوی ایمن.</w:t>
+      </w:r>
+      <w:r>
+        <w:rPr>
+          <w:rFonts w:cs="B Nazanin"/>
+          <w:rtl/>
+        </w:rPr>
+        <w:br/>
+        <w:t xml:space="preserve">تفسیر: شاخص تخریب به سطح بحرانی (بالای ۲.۵) رسیده یا داده توسط </w:t>
+      </w:r>
+      <w:proofErr w:type="spellStart"/>
+      <w:r>
+        <w:rPr>
+          <w:rFonts w:cs="B Nazanin"/>
+          <w:rtl/>
+        </w:rPr>
+        <w:t>الگوریتم</w:t>
+      </w:r>
+      <w:proofErr w:type="spellEnd"/>
+      <w:r>
+        <w:rPr>
+          <w:rFonts w:cs="B Nazanin"/>
+          <w:rtl/>
+        </w:rPr>
+        <w:t xml:space="preserve"> به عنوان "</w:t>
+      </w:r>
+      <w:proofErr w:type="spellStart"/>
+      <w:r>
+        <w:rPr>
+          <w:rFonts w:cs="B Nazanin"/>
+          <w:rtl/>
+        </w:rPr>
+        <w:t>نویز</w:t>
+      </w:r>
+      <w:proofErr w:type="spellEnd"/>
+      <w:r>
+        <w:rPr>
+          <w:rFonts w:cs="B Nazanin"/>
+          <w:rtl/>
+        </w:rPr>
+        <w:t>/ناهنجاری" (</w:t>
+      </w:r>
+      <w:r>
+        <w:rPr>
+          <w:rFonts w:cs="B Nazanin"/>
+        </w:rPr>
+        <w:t>Outlier</w:t>
+      </w:r>
+      <w:r>
+        <w:rPr>
+          <w:rFonts w:cs="B Nazanin"/>
+          <w:rtl/>
+        </w:rPr>
+        <w:t>) شناخته شده است.</w:t>
+      </w:r>
+    </w:p>
+    <w:p>
+      <w:pPr>
+        <w:rPr>
+          <w:rFonts w:cs="B Nazanin"/>
+        </w:rPr>
+      </w:pPr>
+      <w:r>
+        <w:rPr>
+          <w:rFonts w:cs="B Nazanin"/>
+          <w:rtl/>
+        </w:rPr>
+        <w:lastRenderedPageBreak/>
         <w:t>اقدام: بررسی فنی فوری توسط تیم نگهداری و تعمیرات (نت) برای جلوگیری از توقف ناخواسته (</w:t>
       </w:r>
       <w:r>
